--- a/Anne-Mette-Heltborg-Poulsen-CV.docx
+++ b/Anne-Mette-Heltborg-Poulsen-CV.docx
@@ -57,7 +57,7 @@
         </w:rPr>
         <w:t xml:space="preserve">	</w:t>
       </w:r>
-      <w:hyperlink w:history="1" r:id="rIdfywwbg3f8ek16jtyvuod3">
+      <w:hyperlink w:history="1" r:id="rId5vbvkukb15axqy22ctl0z">
         <w:r>
           <w:rPr>
             <w:rFonts w:ascii="Arial" w:cs="Arial" w:eastAsia="Arial" w:hAnsi="Arial"/>
@@ -77,7 +77,7 @@
         </w:rPr>
         <w:t xml:space="preserve">	</w:t>
       </w:r>
-      <w:hyperlink w:history="1" r:id="rId36yidcprqwod2ddkumgl-">
+      <w:hyperlink w:history="1" r:id="rIdgmmjx4_d2crfawoa33hfe">
         <w:r>
           <w:rPr>
             <w:rFonts w:ascii="Arial" w:cs="Arial" w:eastAsia="Arial" w:hAnsi="Arial"/>
@@ -94,7 +94,7 @@
       <w:pPr>
         <w:spacing w:after="0" w:before="10"/>
       </w:pPr>
-      <w:hyperlink w:history="1" r:id="rId64mmltwe_2nzrj7qyo0td">
+      <w:hyperlink w:history="1" r:id="rIdzynsxwppcejqbu8mzticx">
         <w:r>
           <w:rPr>
             <w:rFonts w:ascii="Arial" w:cs="Arial" w:eastAsia="Arial" w:hAnsi="Arial"/>
